--- a/SEVEN-G/docx/es/plantillas/P55_SEVEN-G_Cuestionario_de_diligencia_debida_a_proveedores_de_IA.docx
+++ b/SEVEN-G/docx/es/plantillas/P55_SEVEN-G_Cuestionario_de_diligencia_debida_a_proveedores_de_IA.docx
@@ -136,7 +136,7 @@
               <w:pStyle w:val="Celda"/>
             </w:pPr>
             <w:r>
-              <w:t xml:space="preserve">Fernando García · SEACHAD</w:t>
+              <w:t xml:space="preserve">Fernando García Varela</w:t>
             </w:r>
           </w:p>
         </w:tc>
@@ -200,7 +200,7 @@
         <w:t xml:space="preserve">Cada organización que use SEVEN-G es la única responsable de identificar la normativa que le aplica, verificar su vigencia y certificar su propio cumplimiento regulatorio</w:t>
       </w:r>
       <w:r>
-        <w:t xml:space="preserve">, con el asesoramiento cualificado que corresponda. El autor y SEACHAD no asumen responsabilidad alguna por el uso que se haga de este contenido ni por las decisiones que se adopten con él. Los datos, cifras, compañías y casos de los ejemplos son ficticios o ilustrativos.</w:t>
+        <w:t xml:space="preserve">, con el asesoramiento cualificado que corresponda. El autor no asume responsabilidad alguna por el uso que se haga de este contenido ni por las decisiones que se adopten con él. Los datos, cifras, compañías y casos de los ejemplos son ficticios o ilustrativos.</w:t>
       </w:r>
     </w:p>
     <w:p>
@@ -10594,7 +10594,7 @@
       <w:pStyle w:val="Pie"/>
     </w:pPr>
     <w:r>
-      <w:t xml:space="preserve">SEVEN-G · Plantilla P55 · Cuestionario de diligencia debida a proveedores de IA · CC BY 4.0 · Fernando García · SEACHAD · Generada desde la fuente Markdown: no edite la plantilla, rellene una copia.</w:t>
+      <w:t xml:space="preserve">SEVEN-G · Plantilla P55 · Cuestionario de diligencia debida a proveedores de IA · CC BY 4.0 · Fernando García Varela · Generada desde la fuente Markdown: no edite la plantilla, rellene una copia.</w:t>
     </w:r>
     <w:r>
       <w:rPr>

--- a/SEVEN-G/docx/es/plantillas/P55_SEVEN-G_Cuestionario_de_diligencia_debida_a_proveedores_de_IA.docx
+++ b/SEVEN-G/docx/es/plantillas/P55_SEVEN-G_Cuestionario_de_diligencia_debida_a_proveedores_de_IA.docx
@@ -200,7 +200,7 @@
         <w:t xml:space="preserve">Cada organización que use SEVEN-G es la única responsable de identificar la normativa que le aplica, verificar su vigencia y certificar su propio cumplimiento regulatorio</w:t>
       </w:r>
       <w:r>
-        <w:t xml:space="preserve">, con el asesoramiento cualificado que corresponda. El autor no asume responsabilidad alguna por el uso que se haga de este contenido ni por las decisiones que se adopten con él. Los datos, cifras, compañías y casos de los ejemplos son ficticios o ilustrativos.</w:t>
+        <w:t xml:space="preserve">, con el asesoramiento cualificado que corresponda. Esta metodología es una ayuda genérica y gratuita, compartida con la comunidad para que nadie tenga que empezar desde cero; cada persona u organización puede y debe adaptarla a su propio uso. No debe entenderse que sus partes jurídicamente sensibles hayan sido revisadas por una asesoría jurídica: esas revisiones, para cada empresa o sector, son responsabilidad última de la empresa, el consultor o la organización que la use. Aunque se procura mantenerla al día, alguna norma puede haber cambiado sin que se recoja aquí. En la máxima medida permitida por la ley, el autor no asume responsabilidad alguna por los efectos de su aplicación en ninguna organización ni por su aplicabilidad completa. La metodología no otorga certificación de ningún tipo. El autor no asume responsabilidad alguna por el uso que se haga de este contenido ni por las decisiones que se adopten con él. Los datos, cifras, compañías y casos de los ejemplos son ficticios o ilustrativos.</w:t>
       </w:r>
     </w:p>
     <w:p>

--- a/SEVEN-G/docx/es/plantillas/P55_SEVEN-G_Cuestionario_de_diligencia_debida_a_proveedores_de_IA.docx
+++ b/SEVEN-G/docx/es/plantillas/P55_SEVEN-G_Cuestionario_de_diligencia_debida_a_proveedores_de_IA.docx
@@ -80,7 +80,7 @@
               <w:pStyle w:val="Celda"/>
             </w:pPr>
             <w:r>
-              <w:t xml:space="preserve">0.1 (borrador de trabajo)</w:t>
+              <w:t xml:space="preserve">0.2 (borrador de trabajo)</w:t>
             </w:r>
           </w:p>
         </w:tc>
@@ -108,7 +108,7 @@
               <w:pStyle w:val="Celda"/>
             </w:pPr>
             <w:r>
-              <w:t xml:space="preserve">19-09-2026</w:t>
+              <w:t xml:space="preserve">19-10-2026</w:t>
             </w:r>
           </w:p>
         </w:tc>
@@ -301,7 +301,7 @@
               <w:pStyle w:val="Celda"/>
             </w:pPr>
             <w:r>
-              <w:t xml:space="preserve">En la etapa 2 del ciclo del proveedor (36 §5), en la fase 3 y antes de G3, una vez fijado el nivel de exigencia preliminar en P14 §3. Se repite ante cualquier disparador de reevaluación (36 §5) y antes de renovar el contrato. El anexo A se usa con los proveedores de software ya contratado (36 §8.1) desde C1 y en cada R6.</w:t>
+              <w:t xml:space="preserve">En la etapa 2 del ciclo del proveedor (36 §5), en la fase 3 y antes de G3, una vez fijado el nivel de exigencia preliminar en P14 §3. Se repite ante cualquier disparador de reevaluación (36 §5) y antes de renovar el contrato. El anexo A se usa con los proveedores de software ya contratado (36 §8.1) desde C1 y en cada R6. También antes de probar una herramienta externa de IA con datos de la compañía que no sean públicos o sintéticos: probar también es usar (36 §2, principio 8).</w:t>
             </w:r>
           </w:p>
         </w:tc>
@@ -4244,11 +4244,238 @@
           </w:p>
         </w:tc>
       </w:tr>
+      <w:tr>
+        <w:tc>
+          <w:tcPr>
+            <w:tcW w:w="1606" w:type="dxa"/>
+          </w:tcPr>
+          <w:p>
+            <w:pPr>
+              <w:pStyle w:val="Celda"/>
+            </w:pPr>
+            <w:r>
+              <w:t xml:space="preserve">5.8</w:t>
+            </w:r>
+          </w:p>
+        </w:tc>
+        <w:tc>
+          <w:tcPr>
+            <w:tcW w:w="1606" w:type="dxa"/>
+          </w:tcPr>
+          <w:p>
+            <w:pPr>
+              <w:pStyle w:val="Celda"/>
+            </w:pPr>
+            <w:r>
+              <w:t xml:space="preserve">¿Puede aportar informes independientes recientes de pruebas adversarias del servicio de IA (inyección de instrucciones, fuga, abuso de herramientas), con su fecha y alcance?</w:t>
+            </w:r>
+          </w:p>
+        </w:tc>
+        <w:tc>
+          <w:tcPr>
+            <w:tcW w:w="1606" w:type="dxa"/>
+          </w:tcPr>
+          <w:p>
+            <w:pPr>
+              <w:pStyle w:val="Celda"/>
+            </w:pPr>
+            <w:r>
+              <w:t xml:space="preserve">Informe o resumen ejecutivo.</w:t>
+            </w:r>
+          </w:p>
+        </w:tc>
+        <w:tc>
+          <w:tcPr>
+            <w:tcW w:w="1606" w:type="dxa"/>
+          </w:tcPr>
+          <w:p>
+            <w:pPr>
+              <w:pStyle w:val="Celda"/>
+            </w:pPr>
+            <w:r>
+              <w:t xml:space="preserve">N2</w:t>
+            </w:r>
+          </w:p>
+        </w:tc>
+        <w:tc>
+          <w:tcPr>
+            <w:tcW w:w="1606" w:type="dxa"/>
+          </w:tcPr>
+          <w:p>
+            <w:pPr>
+              <w:pStyle w:val="Celda"/>
+            </w:pPr>
+          </w:p>
+        </w:tc>
+        <w:tc>
+          <w:tcPr>
+            <w:tcW w:w="1606" w:type="dxa"/>
+          </w:tcPr>
+          <w:p>
+            <w:pPr>
+              <w:pStyle w:val="Celda"/>
+            </w:pPr>
+          </w:p>
+        </w:tc>
+      </w:tr>
+      <w:tr>
+        <w:tc>
+          <w:tcPr>
+            <w:tcW w:w="1606" w:type="dxa"/>
+          </w:tcPr>
+          <w:p>
+            <w:pPr>
+              <w:pStyle w:val="Celda"/>
+            </w:pPr>
+            <w:r>
+              <w:t xml:space="preserve">5.9</w:t>
+            </w:r>
+          </w:p>
+        </w:tc>
+        <w:tc>
+          <w:tcPr>
+            <w:tcW w:w="1606" w:type="dxa"/>
+          </w:tcPr>
+          <w:p>
+            <w:pPr>
+              <w:pStyle w:val="Celda"/>
+            </w:pPr>
+            <w:r>
+              <w:t xml:space="preserve">¿Qué registros de entradas, salidas y acciones pone a disposición de la compañía, en qué formato y con qué conservación?</w:t>
+            </w:r>
+          </w:p>
+        </w:tc>
+        <w:tc>
+          <w:tcPr>
+            <w:tcW w:w="1606" w:type="dxa"/>
+          </w:tcPr>
+          <w:p>
+            <w:pPr>
+              <w:pStyle w:val="Celda"/>
+            </w:pPr>
+            <w:r>
+              <w:t xml:space="preserve">Descripción; muestra de registro.</w:t>
+            </w:r>
+          </w:p>
+        </w:tc>
+        <w:tc>
+          <w:tcPr>
+            <w:tcW w:w="1606" w:type="dxa"/>
+          </w:tcPr>
+          <w:p>
+            <w:pPr>
+              <w:pStyle w:val="Celda"/>
+            </w:pPr>
+            <w:r>
+              <w:t xml:space="preserve">N2</w:t>
+            </w:r>
+          </w:p>
+        </w:tc>
+        <w:tc>
+          <w:tcPr>
+            <w:tcW w:w="1606" w:type="dxa"/>
+          </w:tcPr>
+          <w:p>
+            <w:pPr>
+              <w:pStyle w:val="Celda"/>
+            </w:pPr>
+          </w:p>
+        </w:tc>
+        <w:tc>
+          <w:tcPr>
+            <w:tcW w:w="1606" w:type="dxa"/>
+          </w:tcPr>
+          <w:p>
+            <w:pPr>
+              <w:pStyle w:val="Celda"/>
+            </w:pPr>
+          </w:p>
+        </w:tc>
+      </w:tr>
+      <w:tr>
+        <w:tc>
+          <w:tcPr>
+            <w:tcW w:w="1606" w:type="dxa"/>
+          </w:tcPr>
+          <w:p>
+            <w:pPr>
+              <w:pStyle w:val="Celda"/>
+            </w:pPr>
+            <w:r>
+              <w:t xml:space="preserve">5.10</w:t>
+            </w:r>
+          </w:p>
+        </w:tc>
+        <w:tc>
+          <w:tcPr>
+            <w:tcW w:w="1606" w:type="dxa"/>
+          </w:tcPr>
+          <w:p>
+            <w:pPr>
+              <w:pStyle w:val="Celda"/>
+            </w:pPr>
+            <w:r>
+              <w:t xml:space="preserve">¿Dónde se ejecutan los filtros, la monitorización y el almacenamiento de registros del propio servicio, y qué personal suyo accede a ellos?</w:t>
+            </w:r>
+          </w:p>
+        </w:tc>
+        <w:tc>
+          <w:tcPr>
+            <w:tcW w:w="1606" w:type="dxa"/>
+          </w:tcPr>
+          <w:p>
+            <w:pPr>
+              <w:pStyle w:val="Celda"/>
+            </w:pPr>
+            <w:r>
+              <w:t xml:space="preserve">Descripción; regiones.</w:t>
+            </w:r>
+          </w:p>
+        </w:tc>
+        <w:tc>
+          <w:tcPr>
+            <w:tcW w:w="1606" w:type="dxa"/>
+          </w:tcPr>
+          <w:p>
+            <w:pPr>
+              <w:pStyle w:val="Celda"/>
+            </w:pPr>
+            <w:r>
+              <w:t xml:space="preserve">N2</w:t>
+            </w:r>
+          </w:p>
+        </w:tc>
+        <w:tc>
+          <w:tcPr>
+            <w:tcW w:w="1606" w:type="dxa"/>
+          </w:tcPr>
+          <w:p>
+            <w:pPr>
+              <w:pStyle w:val="Celda"/>
+            </w:pPr>
+          </w:p>
+        </w:tc>
+        <w:tc>
+          <w:tcPr>
+            <w:tcW w:w="1606" w:type="dxa"/>
+          </w:tcPr>
+          <w:p>
+            <w:pPr>
+              <w:pStyle w:val="Celda"/>
+            </w:pPr>
+          </w:p>
+        </w:tc>
+      </w:tr>
     </w:tbl>
     <w:p>
       <w:pPr>
         <w:pStyle w:val="Espacio"/>
       </w:pPr>
+    </w:p>
+    <w:p>
+      <w:r>
+        <w:t xml:space="preserve">Estas preguntas y la 5.1 (certificación ISO/IEC 42001 si existe) recogen los criterios de compra de seguridad de la IA de 36 §4.3.</w:t>
+      </w:r>
     </w:p>
     <w:p>
       <w:pPr>
@@ -10568,6 +10795,47 @@
             </w:pPr>
             <w:r>
               <w:t xml:space="preserve">Primera versión. Doce bloques de 36 §4.3 graduados por nivel N1–N3, escala de valoración, verificación en N3 y anexo de IA embebida (36 §8).</w:t>
+            </w:r>
+          </w:p>
+        </w:tc>
+      </w:tr>
+      <w:tr>
+        <w:tc>
+          <w:tcPr>
+            <w:tcW w:w="3213" w:type="dxa"/>
+          </w:tcPr>
+          <w:p>
+            <w:pPr>
+              <w:pStyle w:val="Celda"/>
+            </w:pPr>
+            <w:r>
+              <w:t xml:space="preserve">0.2</w:t>
+            </w:r>
+          </w:p>
+        </w:tc>
+        <w:tc>
+          <w:tcPr>
+            <w:tcW w:w="3213" w:type="dxa"/>
+          </w:tcPr>
+          <w:p>
+            <w:pPr>
+              <w:pStyle w:val="Celda"/>
+            </w:pPr>
+            <w:r>
+              <w:t xml:space="preserve">19-10-2026</w:t>
+            </w:r>
+          </w:p>
+        </w:tc>
+        <w:tc>
+          <w:tcPr>
+            <w:tcW w:w="3213" w:type="dxa"/>
+          </w:tcPr>
+          <w:p>
+            <w:pPr>
+              <w:pStyle w:val="Celda"/>
+            </w:pPr>
+            <w:r>
+              <w:t xml:space="preserve">Preguntas 5.8 a 5.10 (criterios de compra de seguridad de la IA, 36 §4.3) y uso antes de cualquier prueba con datos de la compañía (36 §2, principio 8) (D159).</w:t>
             </w:r>
           </w:p>
         </w:tc>
